--- a/Out Lecture/Bangla Assignment.docx
+++ b/Out Lecture/Bangla Assignment.docx
@@ -639,6 +639,16 @@
               <w:sz w:val="40"/>
               <w:szCs w:val="40"/>
             </w:rPr>
+            <w:t xml:space="preserve">  </w:t>
+          </w:r>
+          <w:r>
+            <w:rPr>
+              <w:rFonts w:ascii="Times New Roman" w:hAnsi="Times New Roman"/>
+              <w:b/>
+              <w:bCs/>
+              <w:sz w:val="40"/>
+              <w:szCs w:val="40"/>
+            </w:rPr>
             <w:tab/>
           </w:r>
           <w:r>
@@ -2742,7 +2752,29 @@
           <w:sz w:val="32"/>
           <w:szCs w:val="32"/>
         </w:rPr>
-        <w:t xml:space="preserve"> উপলব্ধি করা যায় না, একমাত্র </w:t>
+        <w:t xml:space="preserve"> উপলব্ধি করা </w:t>
+      </w:r>
+      <w:proofErr w:type="spellStart"/>
+      <w:r>
+        <w:rPr>
+          <w:rFonts w:ascii="Shonar Bangla" w:hAnsi="Shonar Bangla" w:cs="Shonar Bangla"/>
+          <w:b/>
+          <w:bCs/>
+          <w:sz w:val="32"/>
+          <w:szCs w:val="32"/>
+        </w:rPr>
+        <w:t>যায়</w:t>
+      </w:r>
+      <w:proofErr w:type="spellEnd"/>
+      <w:r>
+        <w:rPr>
+          <w:rFonts w:ascii="Shonar Bangla" w:hAnsi="Shonar Bangla" w:cs="Shonar Bangla"/>
+          <w:b/>
+          <w:bCs/>
+          <w:sz w:val="32"/>
+          <w:szCs w:val="32"/>
+        </w:rPr>
+        <w:t xml:space="preserve"> না, একমাত্র </w:t>
       </w:r>
       <w:proofErr w:type="spellStart"/>
       <w:r>
@@ -2984,7 +3016,29 @@
           <w:sz w:val="32"/>
           <w:szCs w:val="32"/>
         </w:rPr>
-        <w:t xml:space="preserve"> হয়ে তার যথার্থ </w:t>
+        <w:t xml:space="preserve"> </w:t>
+      </w:r>
+      <w:proofErr w:type="spellStart"/>
+      <w:r>
+        <w:rPr>
+          <w:rFonts w:ascii="Shonar Bangla" w:hAnsi="Shonar Bangla" w:cs="Shonar Bangla"/>
+          <w:b/>
+          <w:bCs/>
+          <w:sz w:val="32"/>
+          <w:szCs w:val="32"/>
+        </w:rPr>
+        <w:t>হয়ে</w:t>
+      </w:r>
+      <w:proofErr w:type="spellEnd"/>
+      <w:r>
+        <w:rPr>
+          <w:rFonts w:ascii="Shonar Bangla" w:hAnsi="Shonar Bangla" w:cs="Shonar Bangla"/>
+          <w:b/>
+          <w:bCs/>
+          <w:sz w:val="32"/>
+          <w:szCs w:val="32"/>
+        </w:rPr>
+        <w:t xml:space="preserve"> তার যথার্থ </w:t>
       </w:r>
       <w:proofErr w:type="spellStart"/>
       <w:r>
@@ -3191,7 +3245,25 @@
           <w:sz w:val="32"/>
           <w:szCs w:val="32"/>
         </w:rPr>
-        <w:t>। তাই বলা যায় যে, মধুসূদন থেকে বাংলা কাব্যের আধুনিক যুগের সূচনা।</w:t>
+        <w:t xml:space="preserve">। তাই বলা </w:t>
+      </w:r>
+      <w:proofErr w:type="spellStart"/>
+      <w:r>
+        <w:rPr>
+          <w:rFonts w:ascii="Shonar Bangla" w:hAnsi="Shonar Bangla" w:cs="Shonar Bangla"/>
+          <w:sz w:val="32"/>
+          <w:szCs w:val="32"/>
+        </w:rPr>
+        <w:t>যায়</w:t>
+      </w:r>
+      <w:proofErr w:type="spellEnd"/>
+      <w:r>
+        <w:rPr>
+          <w:rFonts w:ascii="Shonar Bangla" w:hAnsi="Shonar Bangla" w:cs="Shonar Bangla"/>
+          <w:sz w:val="32"/>
+          <w:szCs w:val="32"/>
+        </w:rPr>
+        <w:t xml:space="preserve"> যে, মধুসূদন থেকে বাংলা কাব্যের আধুনিক যুগের সূচনা।</w:t>
       </w:r>
     </w:p>
     <w:p>
@@ -7074,7 +7146,25 @@
           <w:sz w:val="32"/>
           <w:szCs w:val="32"/>
         </w:rPr>
-        <w:t xml:space="preserve"> ছেড়ে </w:t>
+        <w:t xml:space="preserve"> </w:t>
+      </w:r>
+      <w:proofErr w:type="spellStart"/>
+      <w:r>
+        <w:rPr>
+          <w:rFonts w:ascii="Shonar Bangla" w:hAnsi="Shonar Bangla" w:cs="Shonar Bangla"/>
+          <w:sz w:val="32"/>
+          <w:szCs w:val="32"/>
+        </w:rPr>
+        <w:t>ছেড়ে</w:t>
+      </w:r>
+      <w:proofErr w:type="spellEnd"/>
+      <w:r>
+        <w:rPr>
+          <w:rFonts w:ascii="Shonar Bangla" w:hAnsi="Shonar Bangla" w:cs="Shonar Bangla"/>
+          <w:sz w:val="32"/>
+          <w:szCs w:val="32"/>
+        </w:rPr>
+        <w:t xml:space="preserve"> </w:t>
       </w:r>
       <w:proofErr w:type="spellStart"/>
       <w:r>
